--- a/006_Dissertation/CARE_Dissertation_Chapters_1to3_Draft.docx
+++ b/006_Dissertation/CARE_Dissertation_Chapters_1to3_Draft.docx
@@ -359,7 +359,7 @@
         <w:pStyle w:val="FirstParagraph"/>
       </w:pPr>
       <w:r>
-        <w:t xml:space="preserve">This project’s contribution is the integration, in a single publicly-usable artefact, of a validated machine learning flood-risk classifier, SHAP-based per-prediction interpretability, and a structured, rule-based recommendation layer — a combination the literature review in Chapter 2 finds no directly comparable precedent for. Where existing tools stop at showing risk information, this project’s dashboard is designed to be prescriptive: it aims to leave a non-specialist user not only informed of their flood risk, but aware of</w:t>
+        <w:t xml:space="preserve">This project’s contribution is the integration, in a single publicly-usable artefact, of an evaluated machine learning classifier reconstructing an engineered flood-risk proxy label, SHAP-based per-prediction interpretability, and a structured, rule-based recommendation layer — a combination the literature review in Chapter 2 finds no directly comparable precedent for. Where existing tools stop at showing risk information, this project’s dashboard is designed to be prescriptive: it aims to leave a non-specialist user not only informed of their flood risk, but aware of</w:t>
       </w:r>
       <w:r>
         <w:t xml:space="preserve"> </w:t>
@@ -575,7 +575,7 @@
         <w:pStyle w:val="BodyText"/>
       </w:pPr>
       <w:r>
-        <w:t xml:space="preserve">Where Random Forest and XGBoost specifically diverge, beyond raw accuracy, is in how directly each supports the interpretability requirement above. Random Forest’s individual trees are grown independently on bootstrap samples and averaged, and — for classification — each leaf directly stores an empirical class-probability distribution; XGBoost instead grows trees sequentially, each correcting the residual error of the ensemble so far, with leaves storing additive log-odds-style margins rather than probabilities directly. This architectural difference, developed further as a concrete implementation finding in Chapter 3 (Section 3.4.4), turns out to have a direct, practical consequence for SHAP-based explanation specifically: it is what allows SHAP output to be transformed into calibrated probability space for a Random Forest but not, without additional approximation, for XGBoost’s multiclass objective.</w:t>
+        <w:t xml:space="preserve">Where Random Forest and XGBoost specifically diverge, beyond raw accuracy, is in how directly each supports the interpretability requirement above. Random Forest’s individual trees are grown independently on bootstrap samples and averaged, and — for classification — each leaf directly stores an empirical class-probability distribution; XGBoost instead grows trees sequentially, each correcting the residual error of the ensemble so far, with leaves storing additive log-odds-style margins rather than probabilities directly. This architectural difference, developed further as a concrete implementation finding in Chapter 3 (Section 3.4.5), turns out to have a direct, practical consequence for SHAP-based explanation specifically: it is what allows SHAP output to be transformed into calibrated probability space for a Random Forest but not, without additional approximation, for XGBoost’s multiclass objective.</w:t>
       </w:r>
     </w:p>
     <w:p>
@@ -723,7 +723,7 @@
         <w:t xml:space="preserve"> </w:t>
       </w:r>
       <w:r>
-        <w:t xml:space="preserve">This theme motivates the project’s insistence on a prescriptive, not merely descriptive, output (the rule-based recommendation engine, Chapter 3, Section 3.6.5), and its adoption of Design Science Research as the overarching methodology governing how the dashboard is built and, subsequently, evaluated.</w:t>
+        <w:t xml:space="preserve">This theme motivates the project’s insistence on a prescriptive, not merely descriptive, output (the rule-based recommendation engine, Chapter 3, Section 3.6.3), and its adoption of Design Science Research as the overarching methodology governing how the dashboard is built and, subsequently, evaluated.</w:t>
       </w:r>
     </w:p>
     <w:bookmarkEnd w:id="17"/>
@@ -891,7 +891,7 @@
         <w:pStyle w:val="BodyText"/>
       </w:pPr>
       <w:r>
-        <w:t xml:space="preserve">No work identified in this review integrates all three elements — a validated classifier, attached per-prediction SHAP interpretability, and a rule-based, source-cited recommendation layer — inside one publicly accessible, interactively evaluated dashboard. This is the specific gap this project positions itself to address, and Chapter 3 documents the system built in direct response to it.</w:t>
+        <w:t xml:space="preserve">No work identified in this review integrates all three elements — an evaluated classifier reconstructing an engineered flood-risk proxy label, attached per-prediction SHAP interpretability, and a rule-based, source-cited recommendation layer — inside one publicly accessible, interactively evaluated dashboard. This is the specific gap this project positions itself to address, and Chapter 3 documents the system built in direct response to it.</w:t>
       </w:r>
     </w:p>
     <w:p>
@@ -1109,7 +1109,7 @@
               <w:pStyle w:val="Compact"/>
             </w:pPr>
             <w:r>
-              <w:t xml:space="preserve">§3.6.5</w:t>
+              <w:t xml:space="preserve">§3.6.3</w:t>
             </w:r>
           </w:p>
         </w:tc>
@@ -1293,7 +1293,7 @@
               <w:pStyle w:val="Compact"/>
             </w:pPr>
             <w:r>
-              <w:t xml:space="preserve">§3.6.5</w:t>
+              <w:t xml:space="preserve">§3.6.3</w:t>
             </w:r>
           </w:p>
         </w:tc>
@@ -1339,7 +1339,7 @@
               <w:pStyle w:val="Compact"/>
             </w:pPr>
             <w:r>
-              <w:t xml:space="preserve">§3.5, §3.6.5</w:t>
+              <w:t xml:space="preserve">§3.5, §3.6.3</w:t>
             </w:r>
           </w:p>
         </w:tc>
@@ -1400,7 +1400,7 @@
     </w:p>
     <w:bookmarkEnd w:id="20"/>
     <w:bookmarkEnd w:id="21"/>
-    <w:bookmarkStart w:id="75" w:name="Xf7d4d3e36486345d50c33dfd03593fb2f60393b"/>
+    <w:bookmarkStart w:id="76" w:name="Xf7d4d3e36486345d50c33dfd03593fb2f60393b"/>
     <w:p>
       <w:pPr>
         <w:pStyle w:val="Heading1"/>
@@ -1822,7 +1822,7 @@
         <w:t xml:space="preserve">dist_to_water</w:t>
       </w:r>
       <w:r>
-        <w:t xml:space="preserve">, a decision later validated in the trained model, where</w:t>
+        <w:t xml:space="preserve">, a decision later confirmed in the trained model, where</w:t>
       </w:r>
       <w:r>
         <w:t xml:space="preserve"> </w:t>
@@ -1837,7 +1837,7 @@
         <w:t xml:space="preserve"> </w:t>
       </w:r>
       <w:r>
-        <w:t xml:space="preserve">emerges as the second most important predictor by a wide margin (Section 3.4.3). A post-hoc sanity check confirmed the two distance features are not redundant duplicates of one another: 1,426 of 7,843 points (18.2%) have identical values for both (points whose nearest water feature of any kind</w:t>
+        <w:t xml:space="preserve">emerges as the second most important predictor by a wide margin (Section 3.4.4). A post-hoc sanity check confirmed the two distance features are not redundant duplicates of one another: 1,426 of 7,843 points (18.2%) have identical values for both (points whose nearest water feature of any kind</w:t>
       </w:r>
       <w:r>
         <w:t xml:space="preserve"> </w:t>
@@ -2455,7 +2455,7 @@
     </w:p>
     <w:bookmarkEnd w:id="40"/>
     <w:bookmarkEnd w:id="41"/>
-    <w:bookmarkStart w:id="55" w:name="predictive-model-development"/>
+    <w:bookmarkStart w:id="56" w:name="predictive-model-development"/>
     <w:p>
       <w:pPr>
         <w:pStyle w:val="Heading2"/>
@@ -2928,17 +2928,35 @@
         <w:pStyle w:val="BodyText"/>
       </w:pPr>
       <w:r>
-        <w:t xml:space="preserve">This does not invalidate the exercise — the classifier still has to learn the correct elevation thresholds and combine them correctly with proximity information from continuous, unthresholded inputs, and the resulting model is exactly what the SHAP explainability layer (Section 3.5) needs to produce trustworthy, well-calibrated per-point explanations — but it should be read as a system that faithfully reconstructs a defensible, literature-grounded risk-labelling rule, rather than as a model independently validated against observed historical flood outcomes.</w:t>
+        <w:t xml:space="preserve">This does not invalidate the exercise — the classifier still has to learn the correct elevation thresholds and combine them correctly with proximity information from continuous, unthresholded inputs, and the resulting model is exactly what the SHAP explainability layer (Section 3.5) needs to produce model-faithful, probability-space attributions for each proxy-risk classification — but it should be read as a system that faithfully reconstructs a defensible, literature-grounded risk-labelling rule, rather than as a model independently validated against observed historical flood outcomes.</w:t>
       </w:r>
     </w:p>
     <w:bookmarkEnd w:id="49"/>
-    <w:bookmarkStart w:id="53" w:name="feature-importance"/>
+    <w:bookmarkStart w:id="50" w:name="spatial-block-validation"/>
     <w:p>
       <w:pPr>
         <w:pStyle w:val="Heading3"/>
       </w:pPr>
       <w:r>
-        <w:t xml:space="preserve">3.4.3 Feature importance</w:t>
+        <w:t xml:space="preserve">3.4.3 Spatial-block validation</w:t>
+      </w:r>
+    </w:p>
+    <w:p>
+      <w:pPr>
+        <w:pStyle w:val="FirstParagraph"/>
+      </w:pPr>
+      <w:r>
+        <w:t xml:space="preserve">The random 80/20 split and five-fold cross-validation reported in Section 3.4.2 both partition the data point-by-point, which leaves open a specific concern given the study grid’s 100 m spacing: neighbouring points are spatially autocorrelated (Section 3.8), so a random split can place near-duplicate points on both sides of the train/test boundary, potentially inflating the reported score relative to how the model would generalise to a genuinely unseen area. To test whether the random split was materially affected by spatial dependence between nearby 100 m grid points, a second five-fold GroupKFold evaluation withheld complete 500 m spatial tiles. This produced mean accuracy of 99.21% (±0.36%) and mean macro F1 of 98.97% (±0.47%), compared with 99.26% (±0.17%) and 99.04% (±0.22%) under random stratified cross-validation. At the tested 500 m block scale, the similar results suggest that local spatial dependence does not materially alter performance for reconstruction of the engineered label; they do not validate prediction against observed flood outcomes. This spatial-block comparison is also surfaced live in Version B’s Model evaluation tab, alongside the same caveat.</w:t>
+      </w:r>
+    </w:p>
+    <w:bookmarkEnd w:id="50"/>
+    <w:bookmarkStart w:id="54" w:name="feature-importance"/>
+    <w:p>
+      <w:pPr>
+        <w:pStyle w:val="Heading3"/>
+      </w:pPr>
+      <w:r>
+        <w:t xml:space="preserve">3.4.4 Feature importance</w:t>
       </w:r>
     </w:p>
     <w:p>
@@ -3397,18 +3415,18 @@
           <wp:inline>
             <wp:extent cx="4000500" cy="2400300"/>
             <wp:effectExtent b="0" l="0" r="0" t="0"/>
-            <wp:docPr descr="Figure 3.6 — Random Forest feature importance." title="" id="51" name="Picture"/>
+            <wp:docPr descr="Figure 3.6 — Random Forest feature importance." title="" id="52" name="Picture"/>
             <a:graphic>
               <a:graphicData uri="http://schemas.openxmlformats.org/drawingml/2006/picture">
                 <pic:pic>
                   <pic:nvPicPr>
-                    <pic:cNvPr descr="/Users/riteshghorpade/Documents/010_Project/002_Dataset/004_Maps/feature_importance.png" id="52" name="Picture"/>
+                    <pic:cNvPr descr="/Users/riteshghorpade/Documents/010_Project/002_Dataset/004_Maps/feature_importance.png" id="53" name="Picture"/>
                     <pic:cNvPicPr>
                       <a:picLocks noChangeArrowheads="1" noChangeAspect="1"/>
                     </pic:cNvPicPr>
                   </pic:nvPicPr>
                   <pic:blipFill>
-                    <a:blip r:embed="rId50"/>
+                    <a:blip r:embed="rId51"/>
                     <a:stretch>
                       <a:fillRect/>
                     </a:stretch>
@@ -3443,14 +3461,14 @@
         <w:t xml:space="preserve">Figure 3.6 — Random Forest feature importance.</w:t>
       </w:r>
     </w:p>
-    <w:bookmarkEnd w:id="53"/>
-    <w:bookmarkStart w:id="54" w:name="X80e9360c093449b54c506ecf4d7f17a8a3f3a0c"/>
+    <w:bookmarkEnd w:id="54"/>
+    <w:bookmarkStart w:id="55" w:name="X80e9360c093449b54c506ecf4d7f17a8a3f3a0c"/>
     <w:p>
       <w:pPr>
         <w:pStyle w:val="Heading3"/>
       </w:pPr>
       <w:r>
-        <w:t xml:space="preserve">3.4.4 Comparison against XGBoost, and against the original 3-year rainfall model</w:t>
+        <w:t xml:space="preserve">3.4.5 Comparison against XGBoost, and against the original 3-year rainfall model</w:t>
       </w:r>
     </w:p>
     <w:p>
@@ -3702,9 +3720,9 @@
         <w:t xml:space="preserve">, rather than merely recent, conditions.</w:t>
       </w:r>
     </w:p>
-    <w:bookmarkEnd w:id="54"/>
     <w:bookmarkEnd w:id="55"/>
-    <w:bookmarkStart w:id="65" w:name="explainability-shap-analysis"/>
+    <w:bookmarkEnd w:id="56"/>
+    <w:bookmarkStart w:id="66" w:name="explainability-shap-analysis"/>
     <w:p>
       <w:pPr>
         <w:pStyle w:val="Heading2"/>
@@ -3713,7 +3731,7 @@
         <w:t xml:space="preserve">3.5 Explainability: SHAP Analysis</w:t>
       </w:r>
     </w:p>
-    <w:bookmarkStart w:id="59" w:name="global-explanation"/>
+    <w:bookmarkStart w:id="60" w:name="global-explanation"/>
     <w:p>
       <w:pPr>
         <w:pStyle w:val="Heading3"/>
@@ -3758,7 +3776,7 @@
         <w:t xml:space="preserve"> </w:t>
       </w:r>
       <w:r>
-        <w:t xml:space="preserve">was fitted to the trained Random Forest and SHAP values computed for a fixed random sample of 500 held-out test points, reused consistently across every SHAP output for comparability. Figure 3.7 shows the resulting per-class summary plots, confirming at the distributional level what Section 3.4.3’s aggregate Gini importances already showed at the single-number level: elevation dominates every class’s explanation, with</w:t>
+        <w:t xml:space="preserve">was fitted to the trained Random Forest and SHAP values computed for a fixed random sample of 500 held-out test points, reused consistently across every SHAP output for comparability. Figure 3.7 shows the resulting per-class summary plots, confirming at the distributional level what Section 3.4.4’s aggregate Gini importances already showed at the single-number level: elevation dominates every class’s explanation, with</w:t>
       </w:r>
       <w:r>
         <w:t xml:space="preserve"> </w:t>
@@ -3785,18 +3803,18 @@
           <wp:inline>
             <wp:extent cx="5067300" cy="1677763"/>
             <wp:effectExtent b="0" l="0" r="0" t="0"/>
-            <wp:docPr descr="Figure 3.7 — SHAP summary plots by risk class (500-point test sample)." title="" id="57" name="Picture"/>
+            <wp:docPr descr="Figure 3.7 — SHAP summary plots by risk class (500-point test sample)." title="" id="58" name="Picture"/>
             <a:graphic>
               <a:graphicData uri="http://schemas.openxmlformats.org/drawingml/2006/picture">
                 <pic:pic>
                   <pic:nvPicPr>
-                    <pic:cNvPr descr="/Users/riteshghorpade/Documents/010_Project/002_Dataset/004_Maps/shap_summary.png" id="58" name="Picture"/>
+                    <pic:cNvPr descr="/Users/riteshghorpade/Documents/010_Project/002_Dataset/004_Maps/shap_summary.png" id="59" name="Picture"/>
                     <pic:cNvPicPr>
                       <a:picLocks noChangeArrowheads="1" noChangeAspect="1"/>
                     </pic:cNvPicPr>
                   </pic:nvPicPr>
                   <pic:blipFill>
-                    <a:blip r:embed="rId56"/>
+                    <a:blip r:embed="rId57"/>
                     <a:stretch>
                       <a:fillRect/>
                     </a:stretch>
@@ -3831,8 +3849,8 @@
         <w:t xml:space="preserve">Figure 3.7 — SHAP summary plots by risk class (500-point test sample).</w:t>
       </w:r>
     </w:p>
-    <w:bookmarkEnd w:id="59"/>
-    <w:bookmarkStart w:id="63" w:name="X1b000f44ff321790485f3191da8202b89922389"/>
+    <w:bookmarkEnd w:id="60"/>
+    <w:bookmarkStart w:id="64" w:name="X1b000f44ff321790485f3191da8202b89922389"/>
     <w:p>
       <w:pPr>
         <w:pStyle w:val="Heading3"/>
@@ -3898,18 +3916,18 @@
           <wp:inline>
             <wp:extent cx="3733800" cy="2800350"/>
             <wp:effectExtent b="0" l="0" r="0" t="0"/>
-            <wp:docPr descr="Figure 3.8 — SHAP waterfall explanation (probability space) for a representative High-risk point." title="" id="61" name="Picture"/>
+            <wp:docPr descr="Figure 3.8 — SHAP waterfall explanation (probability space) for a representative High-risk point." title="" id="62" name="Picture"/>
             <a:graphic>
               <a:graphicData uri="http://schemas.openxmlformats.org/drawingml/2006/picture">
                 <pic:pic>
                   <pic:nvPicPr>
-                    <pic:cNvPr descr="/Users/riteshghorpade/Documents/010_Project/003_Code/shap_waterfall_high_risk_proba.png" id="62" name="Picture"/>
+                    <pic:cNvPr descr="/Users/riteshghorpade/Documents/010_Project/003_Code/shap_waterfall_high_risk_proba.png" id="63" name="Picture"/>
                     <pic:cNvPicPr>
                       <a:picLocks noChangeArrowheads="1" noChangeAspect="1"/>
                     </pic:cNvPicPr>
                   </pic:nvPicPr>
                   <pic:blipFill>
-                    <a:blip r:embed="rId60"/>
+                    <a:blip r:embed="rId61"/>
                     <a:stretch>
                       <a:fillRect/>
                     </a:stretch>
@@ -3944,8 +3962,8 @@
         <w:t xml:space="preserve">Figure 3.8 — SHAP waterfall explanation (probability space) for a representative High-risk point.</w:t>
       </w:r>
     </w:p>
-    <w:bookmarkEnd w:id="63"/>
-    <w:bookmarkStart w:id="64" w:name="live-per-point-computation"/>
+    <w:bookmarkEnd w:id="64"/>
+    <w:bookmarkStart w:id="65" w:name="live-per-point-computation"/>
     <w:p>
       <w:pPr>
         <w:pStyle w:val="Heading3"/>
@@ -3962,9 +3980,9 @@
         <w:t xml:space="preserve">A key implementation finding, reported here because it directly shaped the dashboard’s architecture, is that this probability-space SHAP computation is fast enough to run live, on demand, rather than requiring precomputation: building the explainer takes approximately 2 ms, and computing SHAP values for a single selected point takes approximately 5–10 ms. Both figures sit well under the 1–2 second threshold generally considered acceptable for an interactive UI response, and this benchmark is the reason no SHAP values are precomputed or cached anywhere in the dashboard beyond the explainer object itself: every map click or postcode search triggers a fresh, exact SHAP computation for that specific location, guaranteeing the explanation shown always corresponds precisely to the currently selected point’s exact feature values.</w:t>
       </w:r>
     </w:p>
-    <w:bookmarkEnd w:id="64"/>
     <w:bookmarkEnd w:id="65"/>
-    <w:bookmarkStart w:id="70" w:name="dashboard-design-and-implementation"/>
+    <w:bookmarkEnd w:id="66"/>
+    <w:bookmarkStart w:id="71" w:name="dashboard-design-and-implementation"/>
     <w:p>
       <w:pPr>
         <w:pStyle w:val="Heading2"/>
@@ -3973,7 +3991,7 @@
         <w:t xml:space="preserve">3.6 Dashboard Design and Implementation</w:t>
       </w:r>
     </w:p>
-    <w:bookmarkStart w:id="66" w:name="architecture"/>
+    <w:bookmarkStart w:id="67" w:name="architecture"/>
     <w:p>
       <w:pPr>
         <w:pStyle w:val="Heading3"/>
@@ -4119,8 +4137,8 @@
         <w:t xml:space="preserve">, persisted across the framework’s rerun-on-interaction execution model.</w:t>
       </w:r>
     </w:p>
-    <w:bookmarkEnd w:id="66"/>
-    <w:bookmarkStart w:id="67" w:name="Xc0c718d4c63df76aa2275c11bdab491bc800c69"/>
+    <w:bookmarkEnd w:id="67"/>
+    <w:bookmarkStart w:id="68" w:name="Xc0c718d4c63df76aa2275c11bdab491bc800c69"/>
     <w:p>
       <w:pPr>
         <w:pStyle w:val="Heading3"/>
@@ -4134,11 +4152,76 @@
         <w:pStyle w:val="FirstParagraph"/>
       </w:pPr>
       <w:r>
-        <w:t xml:space="preserve">The dashboard was built incrementally rather than as a single monolithic implementation. An initial version validated the core click-to-inspect map interaction using a precomputed risk label with no live inference, to test the interaction design before adding modelling complexity. A second stage introduced genuine live model inference, postcode search (resolving to the nearest grid point), and a compass indicator reporting direction and distance to both the River Clyde and the university. Two final versions were then built directly on top of this stage for the planned usability comparison, sharing an identical feature set and diverging only in what is shown for a selected point:</w:t>
-      </w:r>
-      <w:r>
-        <w:t xml:space="preserve"> </w:t>
-      </w:r>
+        <w:t xml:space="preserve">The dashboard was built incrementally rather than as a single monolithic implementation. An initial version confirmed the core click-to-inspect map interaction using a precomputed risk label with no live inference, to test the interaction design before adding modelling complexity. A second stage introduced genuine live model inference, postcode search (resolving to the nearest grid point), and a compass indicator reporting direction and distance to both the River Clyde and the university. Two final versions were then built directly on top of this stage for the planned usability comparison. A later simplification pass, driven by the principle that the two versions should differ only in what is genuinely under test and not incidentally, brought the shared feature set to near-parity. Both versions now present: the postcode search, alongside a privacy notice explaining that a searched postcode is sent only to the free</w:t>
+      </w:r>
+      <w:r>
+        <w:t xml:space="preserve"> </w:t>
+      </w:r>
+      <w:r>
+        <w:rPr>
+          <w:rStyle w:val="VerbatimChar"/>
+        </w:rPr>
+        <w:t xml:space="preserve">postcodes.io</w:t>
+      </w:r>
+      <w:r>
+        <w:t xml:space="preserve"> </w:t>
+      </w:r>
+      <w:r>
+        <w:t xml:space="preserve">lookup service and is not stored by the dashboard itself; a single merged</w:t>
+      </w:r>
+      <w:r>
+        <w:t xml:space="preserve"> </w:t>
+      </w:r>
+      <w:r>
+        <w:t xml:space="preserve">“browse a district or landmark”</w:t>
+      </w:r>
+      <w:r>
+        <w:t xml:space="preserve"> </w:t>
+      </w:r>
+      <w:r>
+        <w:t xml:space="preserve">control, collapsed from two separate dropdowns that had previously competed with the primary postcode search for attention; a</w:t>
+      </w:r>
+      <w:r>
+        <w:t xml:space="preserve"> </w:t>
+      </w:r>
+      <w:r>
+        <w:t xml:space="preserve">“Reset search and filters”</w:t>
+      </w:r>
+      <w:r>
+        <w:t xml:space="preserve"> </w:t>
+      </w:r>
+      <w:r>
+        <w:t xml:space="preserve">control; a</w:t>
+      </w:r>
+      <w:r>
+        <w:t xml:space="preserve"> </w:t>
+      </w:r>
+      <w:r>
+        <w:t xml:space="preserve">“What should I do now?”</w:t>
+      </w:r>
+      <w:r>
+        <w:t xml:space="preserve"> </w:t>
+      </w:r>
+      <w:r>
+        <w:t xml:space="preserve">orientation panel directing a user to SEPA’s official maps and Floodline before anything else; the risk badge, classification confidence, nearest SEPA flood zone, the compass indicator, and a set of</w:t>
+      </w:r>
+      <w:r>
+        <w:t xml:space="preserve"> </w:t>
+      </w:r>
+      <w:r>
+        <w:t xml:space="preserve">“more about this location”</w:t>
+      </w:r>
+      <w:r>
+        <w:t xml:space="preserve"> </w:t>
+      </w:r>
+      <w:r>
+        <w:t xml:space="preserve">context cards; the recommendation engine (Section 3.6.3); a caveat noting that results represent the nearest 100 m grid point rather than an exact property-level assessment; and an explicit disclaimer that the dashboard’s outputs are research classifications, not validated predictions of real-world flooding or an official flood risk assessment.</w:t>
+      </w:r>
+    </w:p>
+    <w:p>
+      <w:pPr>
+        <w:pStyle w:val="BodyText"/>
+      </w:pPr>
       <w:r>
         <w:rPr>
           <w:b/>
@@ -4150,7 +4233,7 @@
         <w:t xml:space="preserve"> </w:t>
       </w:r>
       <w:r>
-        <w:t xml:space="preserve">presents a risk badge, confidence, coordinates, the compass indicator and a raw feature table, with no SHAP explanation;</w:t>
+        <w:t xml:space="preserve">adds nothing beyond this shared set.</w:t>
       </w:r>
       <w:r>
         <w:t xml:space="preserve"> </w:t>
@@ -4166,11 +4249,35 @@
         <w:t xml:space="preserve"> </w:t>
       </w:r>
       <w:r>
-        <w:t xml:space="preserve">presents everything in Version A, plus a live SHAP explanation panel and a dedicated model-evaluation section surfacing the Section 3.4 results (accuracy, F1, cross-validation, ROC-AUC, and the confusion-matrix/feature-importance/comparison visuals) directly within the application rather than only in this report. Both versions share a sidebar risk-distribution summary across all 7,843 points, a 39-year rainfall-trend comparison (annual totals essentially flat across the two halves of the HadUK-Grid record, up only around 2%, with wet-day frequency and peak daily rainfall both slightly down — the record does not itself show a clear directional trend), and two fixed markers for documented historical flood events — the 2002 Glasgow East End floods (approximately 75 mm of rain in ten hours overwhelming Victorian-era storm drains, around 200 people evacuated) and the 1994 SEC Centre floods (the River Kelvin bursting its banks via old railway tunnels, two fatalities, over £100 million in damage) — styled distinctly from model output so a user cannot mistake historical record for live prediction.</w:t>
-      </w:r>
-    </w:p>
-    <w:bookmarkEnd w:id="67"/>
-    <w:bookmarkStart w:id="68" w:name="Xc9137ee297b27ae7b0bdce713e23f6cb248d6d5"/>
+        <w:t xml:space="preserve">adds exactly three things: a live SHAP explanation panel (Section 3.6.3); a</w:t>
+      </w:r>
+      <w:r>
+        <w:t xml:space="preserve"> </w:t>
+      </w:r>
+      <w:r>
+        <w:t xml:space="preserve">“Why am I seeing this result?”</w:t>
+      </w:r>
+      <w:r>
+        <w:t xml:space="preserve"> </w:t>
+      </w:r>
+      <w:r>
+        <w:t xml:space="preserve">control next to the risk badge that jumps directly to that panel; and a separate</w:t>
+      </w:r>
+      <w:r>
+        <w:t xml:space="preserve"> </w:t>
+      </w:r>
+      <w:r>
+        <w:t xml:space="preserve">“Model evaluation”</w:t>
+      </w:r>
+      <w:r>
+        <w:t xml:space="preserve"> </w:t>
+      </w:r>
+      <w:r>
+        <w:t xml:space="preserve">tab, explicitly labelled a technical dashboard, surfacing the Section 3.4 results (accuracy, F1, random and spatial-block cross-validation, ROC-AUC, feature importance and the SHAP summary) directly within the application rather than only in this report. Both versions also share a sidebar risk-distribution summary across all 7,843 points, a 39-year rainfall-trend comparison (annual totals essentially flat across the two halves of the HadUK-Grid record, up only around 2%, with wet-day frequency and peak daily rainfall both slightly down — the record does not itself show a clear directional trend), and two fixed markers for documented historical flood events — the 2002 Glasgow East End floods (approximately 75 mm of rain in ten hours overwhelming Victorian-era storm drains, around 200 people evacuated) and the 1994 SEC Centre floods (the River Kelvin bursting its banks via old railway tunnels, two fatalities, over £100 million in damage) — styled distinctly from model output and shown as passive map context rather than a filterable or comparable dimension (Section 3.6.4), so a user cannot mistake historical record for live prediction.</w:t>
+      </w:r>
+    </w:p>
+    <w:bookmarkEnd w:id="68"/>
+    <w:bookmarkStart w:id="69" w:name="Xc9137ee297b27ae7b0bdce713e23f6cb248d6d5"/>
     <w:p>
       <w:pPr>
         <w:pStyle w:val="Heading3"/>
@@ -4196,7 +4303,19 @@
         <w:t xml:space="preserve"> </w:t>
       </w:r>
       <w:r>
-        <w:t xml:space="preserve">panel is the user-facing implementation of Section 3.5: a one-sentence plain-English narrative naming the top one or two driving features, a diverging horizontal bar chart ranking all nine features by SHAP contribution (red pushing risk up, blue pushing risk down, against a zero baseline), and inline plain-English definitions for the top two features, with the remaining seven available behind a collapsed control. Every numeric feature value is tiered (low/moderate/high, by that feature’s tercile across the full dataset) and translated into a plain-English label, so an elevation value is shown as</w:t>
+        <w:t xml:space="preserve">panel is the user-facing implementation of Section 3.5: a one-sentence plain-English narrative naming the top one or two driving features, an explicit plain-language caveat directly above the chart —</w:t>
+      </w:r>
+      <w:r>
+        <w:t xml:space="preserve"> </w:t>
+      </w:r>
+      <w:r>
+        <w:t xml:space="preserve">“These bars show what influenced this model classification. They do not prove what caused flooding.”</w:t>
+      </w:r>
+      <w:r>
+        <w:t xml:space="preserve"> </w:t>
+      </w:r>
+      <w:r>
+        <w:t xml:space="preserve">— then a diverging horizontal bar chart ranking all nine features by SHAP contribution (red pushing risk up, blue pushing risk down, against a zero baseline), and inline plain-English definitions for the top two features, with the remaining seven available behind a collapsed control. Every numeric feature value is tiered (low/moderate/high, by that feature’s tercile across the full dataset) and translated into a plain-English label, so an elevation value is shown as</w:t>
       </w:r>
       <w:r>
         <w:t xml:space="preserve"> </w:t>
@@ -4208,7 +4327,19 @@
         <w:t xml:space="preserve"> </w:t>
       </w:r>
       <w:r>
-        <w:t xml:space="preserve">rather than a bare metre figure.</w:t>
+        <w:t xml:space="preserve">rather than a bare metre figure. A</w:t>
+      </w:r>
+      <w:r>
+        <w:t xml:space="preserve"> </w:t>
+      </w:r>
+      <w:r>
+        <w:t xml:space="preserve">“Why am I seeing this result?”</w:t>
+      </w:r>
+      <w:r>
+        <w:t xml:space="preserve"> </w:t>
+      </w:r>
+      <w:r>
+        <w:t xml:space="preserve">control sits next to the risk badge on the Overview tab (Section 3.6.2) and jumps directly to this panel, so the explanation is never more than one click away from the prediction it explains.</w:t>
       </w:r>
     </w:p>
     <w:p>
@@ -4219,8 +4350,8 @@
         <w:t xml:space="preserve">Directly beneath it sits the recommendation engine — the fourth layer of the system architecture (Section 3.1), and one of the project’s four named deliverables. Consistent with the rule-based design justified in Section 2.5, this is a deterministic, source-cited mapping from each of the three risk classes to differentiated guidance (cited to SEPA and Ready Scotland, not presented as the dashboard’s own advice), rather than a single list reused across all three classes at only cosmetic difference in urgency: High-risk guidance centres on checking SEPA’s official maps, registering with Floodline (SEPA’s 24-hour flood-warning phone service, number displayed directly), considering flood-resilience measures via the Scottish Flood Forum, and discussing insurance including Flood Re; Medium-risk guidance is a precautionary version of the same content; Low-risk guidance is deliberately different in kind rather than degree, noting that a Low classification for the property does not guarantee unaffected roads or transport access, and framing map-checking around business or long-term investment planning rather than immediate personal risk. This ordering — explanation immediately before recommendation — is deliberate, intended to build the recommendation’s perceived legitimacy on the explanation that precedes it, and is the basis on which RQ2 will be assessed (Section 3.7).</w:t>
       </w:r>
     </w:p>
-    <w:bookmarkEnd w:id="68"/>
-    <w:bookmarkStart w:id="69" w:name="X9b9fb1ec3e224ecabee85e0d1208b9d3576b594"/>
+    <w:bookmarkEnd w:id="69"/>
+    <w:bookmarkStart w:id="70" w:name="X9b9fb1ec3e224ecabee85e0d1208b9d3576b594"/>
     <w:p>
       <w:pPr>
         <w:pStyle w:val="Heading3"/>
@@ -4234,7 +4365,19 @@
         <w:pStyle w:val="FirstParagraph"/>
       </w:pPr>
       <w:r>
-        <w:t xml:space="preserve">Both versions support combinable filtering across eight dimensions simultaneously (risk level, Clyde distance, postcode district, elevation, minimum confidence, building/road density, and proximity to historical events), applied as a single joint boolean mask so a user can, for example, restrict the map to high-confidence, High-risk predictions in one district near the 2002 flood event. Version B adds a full-width comparisons section: a postcode-district risk-composition table ranked by percentage High-risk, a risk-versus-elevation scatter across all 7,843 points, a confidence histogram by risk class, and ranked bar charts for the top- or bottom-N districts and individual points by risk.</w:t>
+        <w:t xml:space="preserve">Both versions support combinable filtering across seven dimensions simultaneously (risk level, Clyde distance, postcode district, elevation, minimum confidence, building/road density, and rainfall pattern — wet days per year and peak daily rainfall), applied as a single joint boolean mask so a user can, for example, restrict the map to high-confidence, High-risk predictions in one district. An earlier iteration also filtered by proximity to the two historical flood events; this was removed in the simplification pass introduced in Section 3.6.2, since it added a filtering dimension most users did not need alongside the seven retained above — the two events remain visible as passive, always-on map markers (Section 3.6.2), but no longer participate in the filter mask. A separate</w:t>
+      </w:r>
+      <w:r>
+        <w:t xml:space="preserve"> </w:t>
+      </w:r>
+      <w:r>
+        <w:t xml:space="preserve">“Comparisons”</w:t>
+      </w:r>
+      <w:r>
+        <w:t xml:space="preserve"> </w:t>
+      </w:r>
+      <w:r>
+        <w:t xml:space="preserve">tab in an earlier iteration of Version B additionally offered a postcode-district risk-composition table, a confidence histogram, and ranked bar charts for districts and individual points by risk; these were removed in the same pass, since they did not match Version A and were not essential technical detail, so that the only structural difference between the two versions is the content named in Section 3.6.2. The one aggregate view judged worth retaining — a risk-versus-elevation scatter across all 7,843 points, which visually reinforces the Section 3.4.4 feature-importance finding — was relocated into Version B’s Model evaluation tab as supporting technical detail rather than kept as user-facing comparison content.</w:t>
       </w:r>
     </w:p>
     <w:p>
@@ -4278,12 +4421,24 @@
         <w:t xml:space="preserve">#E24B4A</w:t>
       </w:r>
       <w:r>
-        <w:t xml:space="preserve">) is used identically across every chart, marker and badge in both versions, so a user never has to re-learn what a colour means between views; model confidence is always visible alongside a prediction via a progress-bar indicator; the same postcode-search-then-inspect interaction pattern occupies the same screen position across both versions; and postcode search fails gracefully — invalid postcodes, network failures, and postcodes resolving implausibly far from the study area are each caught and reported with a specific, actionable message rather than allowed to fail silently or crash the application.</w:t>
-      </w:r>
-    </w:p>
-    <w:bookmarkEnd w:id="69"/>
+        <w:t xml:space="preserve">) is used identically across every chart, marker and badge in both versions, so a user never has to re-learn what a colour means between views; model confidence is always visible alongside a prediction via a progress-bar indicator; the same postcode-search-then-inspect interaction pattern occupies the same screen position across both versions; postcode search fails gracefully — invalid postcodes, network failures, and postcodes resolving implausibly far from the study area are each caught and reported with a specific, actionable message rather than allowed to fail silently or crash the application; and the merged district/landmark dropdown and the</w:t>
+      </w:r>
+      <w:r>
+        <w:t xml:space="preserve"> </w:t>
+      </w:r>
+      <w:r>
+        <w:t xml:space="preserve">“Reset search and filters”</w:t>
+      </w:r>
+      <w:r>
+        <w:t xml:space="preserve"> </w:t>
+      </w:r>
+      <w:r>
+        <w:t xml:space="preserve">control (Section 3.6.2) apply Shneiderman et al.’s emphasis on reducing incidental choice and supporting easy reversal of actions, respectively.</w:t>
+      </w:r>
+    </w:p>
     <w:bookmarkEnd w:id="70"/>
-    <w:bookmarkStart w:id="71" w:name="usability-evaluation-design"/>
+    <w:bookmarkEnd w:id="71"/>
+    <w:bookmarkStart w:id="72" w:name="usability-evaluation-design"/>
     <w:p>
       <w:pPr>
         <w:pStyle w:val="Heading2"/>
@@ -4390,8 +4545,8 @@
         <w:t xml:space="preserve">No participant activity will be conducted before written approval from the University’s Departmental Ethics Committee. Every participant will receive a Participant Information Sheet and provide informed consent before their session begins. All environmental data used elsewhere in the system is open-access and contains no personally identifiable information; the only personal data collected at any stage is the session recordings and transcripts, handled under the approved protocol.</w:t>
       </w:r>
     </w:p>
-    <w:bookmarkEnd w:id="71"/>
-    <w:bookmarkStart w:id="72" w:name="limitations-and-threats-to-validity"/>
+    <w:bookmarkEnd w:id="72"/>
+    <w:bookmarkStart w:id="73" w:name="limitations-and-threats-to-validity"/>
     <w:p>
       <w:pPr>
         <w:pStyle w:val="Heading2"/>
@@ -4487,7 +4642,7 @@
         <w:t xml:space="preserve"> </w:t>
       </w:r>
       <w:r>
-        <w:t xml:space="preserve">As reported in Section 3.4.4, the SHAP comparison between the two models is valid only at the level of feature ranking, not magnitude, owing to a library-level constraint on probability-space explanation for XGBoost’s multiclass objective — disclosed prominently rather than smoothed over.</w:t>
+        <w:t xml:space="preserve">As reported in Section 3.4.5, the SHAP comparison between the two models is valid only at the level of feature ranking, not magnitude, owing to a library-level constraint on probability-space explanation for XGBoost’s multiclass objective — disclosed prominently rather than smoothed over.</w:t>
       </w:r>
     </w:p>
     <w:p>
@@ -4526,8 +4681,8 @@
         <w:t xml:space="preserve">The SHAP and model-evaluation visualisations are rendered as static images, not accessible, screen-reader-navigable chart elements; colour and position encode meaning, and while every chart is paired with an equivalent plain-text sentence specifically so the core finding is never conveyed by colour alone, a user relying on assistive technology cannot currently interrogate the chart itself — a genuine limitation, not a considered trade-off, and a direction for future work.</w:t>
       </w:r>
     </w:p>
-    <w:bookmarkEnd w:id="72"/>
-    <w:bookmarkStart w:id="73" w:name="chapter-summary"/>
+    <w:bookmarkEnd w:id="73"/>
+    <w:bookmarkStart w:id="74" w:name="chapter-summary"/>
     <w:p>
       <w:pPr>
         <w:pStyle w:val="Heading2"/>
@@ -4541,15 +4696,15 @@
         <w:pStyle w:val="FirstParagraph"/>
       </w:pPr>
       <w:r>
-        <w:t xml:space="preserve">This chapter has documented the system built in direct response to the gap identified in Chapter 2, organised around the five-layer architecture proposed at the project’s outset: a data pipeline combining four open datasets (SEPA flood boundaries, OSM buildings/roads/water, NASA elevation, and 39 years of HadUK-Grid rainfall) into a 7,843-point, nine-feature dataset over a defensible flood-risk label (Sections 3.2–3.3); a Random Forest classifier reaching 99.62% test accuracy and 99.50% macro F1, validated by five-fold cross-validation and benchmarked directly against XGBoost (Section 3.4); a live, probability-space SHAP explainability layer computing calibrated per-prediction explanations in single-digit milliseconds (Section 3.5); a differentiated, source-cited recommendation engine translating each predicted risk class into personally relevant guidance (Section 3.6.3); and two parallel dashboard versions, differing specifically in whether they expose that SHAP and recommendation content, built to support a structured heuristic usability comparison (Section 3.6).</w:t>
-      </w:r>
-    </w:p>
-    <w:p>
-      <w:pPr>
-        <w:pStyle w:val="BodyText"/>
-      </w:pPr>
-      <w:r>
-        <w:t xml:space="preserve">Together, these five components instantiate directly the four-part contribution claimed in Chapter 1: a validated flood-risk classifier, attached SHAP interpretability, a rule-based recommendation layer, and an interactive dashboard artefact ready for formal evaluation. Section 3.8’s transparent account of this system’s limitations — above all, the extent to which its headline accuracy reflects the model recovering a known labelling rule rather than validating independently against observed real-world flood outcomes — is deliberately not relegated to a brief closing caveat, since how confidently a reader treats the results in the following chapter depends directly on understanding what, precisely, that 99.62% figure does and does not demonstrate. RQ1 (Section 1.3), concerning the model’s predictive accuracy and its dominant environmental predictors, is accordingly answered by this chapter with that caveat attached; RQ2 and RQ3, concerning the comprehensibility of the recommendation engine and the dashboard’s overall usability, remain open questions that only the evaluation reported in the next chapter can answer. That chapter presents the usability evaluation itself — its execution against the design set out in Section 3.7, its findings, and their implications for the project’s three research questions read together.</w:t>
+        <w:t xml:space="preserve">This chapter has documented the system built in direct response to the gap identified in Chapter 2, organised around the five-layer architecture proposed at the project’s outset: a data pipeline combining four open datasets (SEPA flood boundaries, OSM buildings/roads/water, NASA elevation, and 39 years of HadUK-Grid rainfall) into a 7,843-point, nine-feature dataset over a defensible flood-risk label (Sections 3.2–3.3); a Random Forest classifier reaching 99.62% test accuracy and 99.50% macro F1, evaluated using random and spatial-block cross-validation and benchmarked directly against XGBoost (Section 3.4); a live, probability-space SHAP explainability layer computing calibrated per-prediction explanations in single-digit milliseconds (Section 3.5); a differentiated, source-cited recommendation engine translating each predicted risk class into personally relevant guidance (Section 3.6.3); and two parallel dashboard versions, differing specifically in whether they expose that SHAP and recommendation content, built to support a structured heuristic usability comparison (Section 3.6).</w:t>
+      </w:r>
+    </w:p>
+    <w:p>
+      <w:pPr>
+        <w:pStyle w:val="BodyText"/>
+      </w:pPr>
+      <w:r>
+        <w:t xml:space="preserve">Together, these five components instantiate directly the four-part contribution claimed in Chapter 1: an evaluated classifier reconstructing an engineered flood-risk proxy label, attached SHAP interpretability, a rule-based recommendation layer, and an interactive dashboard artefact ready for formal evaluation. Section 3.8’s transparent account of this system’s limitations — above all, the extent to which its headline accuracy reflects the model recovering a known labelling rule rather than validating independently against observed real-world flood outcomes — is deliberately not relegated to a brief closing caveat, since how confidently a reader treats the results in the following chapter depends directly on understanding what, precisely, that 99.62% figure does and does not demonstrate. RQ1 (Section 1.3), concerning the model’s predictive accuracy and its dominant environmental predictors, is accordingly answered by this chapter with that caveat attached; RQ2 and RQ3, concerning the comprehensibility of the recommendation engine and the dashboard’s overall usability, remain open questions that only the evaluation reported in the next chapter can answer. That chapter presents the usability evaluation itself — its execution against the design set out in Section 3.7, its findings, and their implications for the project’s three research questions read together.</w:t>
       </w:r>
     </w:p>
     <w:p>
@@ -4559,8 +4714,8 @@
         </w:pict>
       </w:r>
     </w:p>
-    <w:bookmarkEnd w:id="73"/>
-    <w:bookmarkStart w:id="74" w:name="references"/>
+    <w:bookmarkEnd w:id="74"/>
+    <w:bookmarkStart w:id="75" w:name="references"/>
     <w:p>
       <w:pPr>
         <w:pStyle w:val="Heading2"/>
@@ -5075,8 +5230,8 @@
         <w:t xml:space="preserve">. Morgan Kaufmann, San Francisco, 1994. ISBN: 978-0125184069</w:t>
       </w:r>
     </w:p>
-    <w:bookmarkEnd w:id="74"/>
     <w:bookmarkEnd w:id="75"/>
+    <w:bookmarkEnd w:id="76"/>
     <w:sectPr>
       <w:footnotePr>
         <w:numRestart w:val="eachSect"/>
